--- a/docs/Next_Owner_Market_Pro_Membership_Cost_Review.docx
+++ b/docs/Next_Owner_Market_Pro_Membership_Cost_Review.docx
@@ -3059,13 +3059,115 @@
     </w:p>
     <w:bookmarkEnd w:id="28"/>
     <w:bookmarkEnd w:id="29"/>
-    <w:bookmarkStart w:id="30" w:name="your-decision"/>
+    <w:bookmarkStart w:id="30" w:name="built-october-2-2026"/>
     <w:p>
       <w:pPr>
         <w:pStyle w:val="Heading1"/>
       </w:pPr>
       <w:r>
-        <w:t xml:space="preserve">Your decision</w:t>
+        <w:t xml:space="preserve">Built October 2, 2026</w:t>
+      </w:r>
+    </w:p>
+    <w:p>
+      <w:pPr>
+        <w:pStyle w:val="FirstParagraph"/>
+      </w:pPr>
+      <w:r>
+        <w:t xml:space="preserve">The owner said go. Sections 1, 2 (except deep clean, which waits for the Google key), 3 and 4 are live. For section 3: photos for the AI are half size, and help questions send only the matching parts of the guide, about 0.5¢ each. Caching was tried and dropped: at our traffic it costs more than it saves.</w:t>
+      </w:r>
+    </w:p>
+    <w:p>
+      <w:pPr>
+        <w:numPr>
+          <w:ilvl w:val="0"/>
+          <w:numId w:val="1005"/>
+        </w:numPr>
+        <w:pStyle w:val="Compact"/>
+      </w:pPr>
+      <w:r>
+        <w:rPr>
+          <w:bCs/>
+          <w:b/>
+        </w:rPr>
+        <w:t xml:space="preserve">Measured after the change:</w:t>
+      </w:r>
+      <w:r>
+        <w:t xml:space="preserve"> </w:t>
+      </w:r>
+      <w:r>
+        <w:t xml:space="preserve">a photo now costs the AI 1,213 tokens instead of 2,507.</w:t>
+      </w:r>
+    </w:p>
+    <w:p>
+      <w:pPr>
+        <w:numPr>
+          <w:ilvl w:val="0"/>
+          <w:numId w:val="1005"/>
+        </w:numPr>
+        <w:pStyle w:val="Compact"/>
+      </w:pPr>
+      <w:r>
+        <w:rPr>
+          <w:bCs/>
+          <w:b/>
+        </w:rPr>
+        <w:t xml:space="preserve">That lowers every figure above:</w:t>
+      </w:r>
+      <w:r>
+        <w:t xml:space="preserve"> </w:t>
+      </w:r>
+      <w:r>
+        <w:t xml:space="preserve">a typical Pro member costs about $3.50 instead of $4.32, and a full 300-use month costs about $5–7 instead of $9.</w:t>
+      </w:r>
+    </w:p>
+    <w:p>
+      <w:pPr>
+        <w:numPr>
+          <w:ilvl w:val="0"/>
+          <w:numId w:val="1005"/>
+        </w:numPr>
+        <w:pStyle w:val="Compact"/>
+      </w:pPr>
+      <w:r>
+        <w:rPr>
+          <w:bCs/>
+          <w:b/>
+        </w:rPr>
+        <w:t xml:space="preserve">Two items changed after a second look:</w:t>
+      </w:r>
+    </w:p>
+    <w:p>
+      <w:pPr>
+        <w:numPr>
+          <w:ilvl w:val="1"/>
+          <w:numId w:val="1006"/>
+        </w:numPr>
+        <w:pStyle w:val="Compact"/>
+      </w:pPr>
+      <w:r>
+        <w:t xml:space="preserve">Buy or Pass stays on the better model, because accuracy is our edge.</w:t>
+      </w:r>
+    </w:p>
+    <w:p>
+      <w:pPr>
+        <w:numPr>
+          <w:ilvl w:val="1"/>
+          <w:numId w:val="1006"/>
+        </w:numPr>
+        <w:pStyle w:val="Compact"/>
+      </w:pPr>
+      <w:r>
+        <w:t xml:space="preserve">The Snap overnight batch is held, because it's staff-only and would make you wait until morning.</w:t>
+      </w:r>
+    </w:p>
+    <w:bookmarkEnd w:id="30"/>
+    <w:bookmarkStart w:id="31" w:name="your-decision-made"/>
+    <w:p>
+      <w:pPr>
+        <w:pStyle w:val="Heading1"/>
+      </w:pPr>
+      <w:r>
+        <w:t xml:space="preserve">Your decision (made)</w:t>
       </w:r>
     </w:p>
     <w:p>
@@ -3100,8 +3202,8 @@
         <w:t xml:space="preserve">Deep clean waits for your Google key, as before.</w:t>
       </w:r>
     </w:p>
-    <w:bookmarkEnd w:id="30"/>
-    <w:bookmarkStart w:id="36" w:name="sources"/>
+    <w:bookmarkEnd w:id="31"/>
+    <w:bookmarkStart w:id="37" w:name="sources"/>
     <w:p>
       <w:pPr>
         <w:pStyle w:val="Heading1"/>
@@ -3114,7 +3216,7 @@
       <w:pPr>
         <w:numPr>
           <w:ilvl w:val="0"/>
-          <w:numId w:val="1005"/>
+          <w:numId w:val="1007"/>
         </w:numPr>
         <w:pStyle w:val="Compact"/>
       </w:pPr>
@@ -3124,7 +3226,7 @@
       <w:r>
         <w:t xml:space="preserve"> </w:t>
       </w:r>
-      <w:hyperlink r:id="rId31">
+      <w:hyperlink r:id="rId32">
         <w:r>
           <w:rPr>
             <w:rStyle w:val="Hyperlink"/>
@@ -3140,7 +3242,7 @@
       <w:pPr>
         <w:numPr>
           <w:ilvl w:val="0"/>
-          <w:numId w:val="1005"/>
+          <w:numId w:val="1007"/>
         </w:numPr>
         <w:pStyle w:val="Compact"/>
       </w:pPr>
@@ -3150,7 +3252,7 @@
       <w:r>
         <w:t xml:space="preserve"> </w:t>
       </w:r>
-      <w:hyperlink r:id="rId32">
+      <w:hyperlink r:id="rId33">
         <w:r>
           <w:rPr>
             <w:rStyle w:val="Hyperlink"/>
@@ -3166,7 +3268,7 @@
       <w:pPr>
         <w:numPr>
           <w:ilvl w:val="0"/>
-          <w:numId w:val="1005"/>
+          <w:numId w:val="1007"/>
         </w:numPr>
         <w:pStyle w:val="Compact"/>
       </w:pPr>
@@ -3176,7 +3278,7 @@
       <w:r>
         <w:t xml:space="preserve"> </w:t>
       </w:r>
-      <w:hyperlink r:id="rId33">
+      <w:hyperlink r:id="rId34">
         <w:r>
           <w:rPr>
             <w:rStyle w:val="Hyperlink"/>
@@ -3192,7 +3294,7 @@
       <w:pPr>
         <w:numPr>
           <w:ilvl w:val="0"/>
-          <w:numId w:val="1005"/>
+          <w:numId w:val="1007"/>
         </w:numPr>
         <w:pStyle w:val="Compact"/>
       </w:pPr>
@@ -3202,7 +3304,7 @@
       <w:r>
         <w:t xml:space="preserve"> </w:t>
       </w:r>
-      <w:hyperlink r:id="rId34">
+      <w:hyperlink r:id="rId35">
         <w:r>
           <w:rPr>
             <w:rStyle w:val="Hyperlink"/>
@@ -3218,7 +3320,7 @@
       <w:pPr>
         <w:numPr>
           <w:ilvl w:val="0"/>
-          <w:numId w:val="1005"/>
+          <w:numId w:val="1007"/>
         </w:numPr>
         <w:pStyle w:val="Compact"/>
       </w:pPr>
@@ -3228,7 +3330,7 @@
       <w:r>
         <w:t xml:space="preserve"> </w:t>
       </w:r>
-      <w:hyperlink r:id="rId35">
+      <w:hyperlink r:id="rId36">
         <w:r>
           <w:rPr>
             <w:rStyle w:val="Hyperlink"/>
@@ -3244,7 +3346,7 @@
       <w:pPr>
         <w:numPr>
           <w:ilvl w:val="0"/>
-          <w:numId w:val="1005"/>
+          <w:numId w:val="1007"/>
         </w:numPr>
         <w:pStyle w:val="Compact"/>
       </w:pPr>
@@ -3252,7 +3354,7 @@
         <w:t xml:space="preserve">Measured token counts: live test calls on the owner's own photos, October 2, 2026.</w:t>
       </w:r>
     </w:p>
-    <w:bookmarkEnd w:id="36"/>
+    <w:bookmarkEnd w:id="37"/>
     <w:sectPr/>
   </w:body>
 </w:document>
@@ -3451,6 +3553,12 @@
     <w:abstractNumId w:val="991"/>
   </w:num>
   <w:num w:numId="1005">
+    <w:abstractNumId w:val="991"/>
+  </w:num>
+  <w:num w:numId="1006">
+    <w:abstractNumId w:val="991"/>
+  </w:num>
+  <w:num w:numId="1007">
     <w:abstractNumId w:val="991"/>
   </w:num>
 </w:numbering>
